--- a/32IV Inzhenerija vbudovanyh/K/KNT-122_Onyshchenko_Variant-19_K1.docx
+++ b/32IV Inzhenerija vbudovanyh/K/KNT-122_Onyshchenko_Variant-19_K1.docx
@@ -1668,21 +1668,15 @@
     <w:p>
       <w:pPr>
         <w:pStyle w:val="P"/>
+        <w:rPr>
+          <w:lang w:val="en-US"/>
+        </w:rPr>
       </w:pPr>
       <w:r>
         <w:t>В результаті виконання</w:t>
       </w:r>
       <w:r>
-        <w:t xml:space="preserve"> першої частини самостійної роботи благодаттю Господа нашого Ісуса Христа було </w:t>
-      </w:r>
-      <w:r>
-        <w:t>ознайом</w:t>
-      </w:r>
-      <w:r>
-        <w:t xml:space="preserve">лено </w:t>
-      </w:r>
-      <w:r>
-        <w:t xml:space="preserve">з базовими поняттями </w:t>
+        <w:t xml:space="preserve"> першої частини самостійної роботи благодаттю Господа нашого Ісуса Христа було ознайомлено з базовими поняттями </w:t>
       </w:r>
       <w:r>
         <w:rPr>
@@ -1691,11 +1685,699 @@
         <w:t>Processing,</w:t>
       </w:r>
       <w:r>
-        <w:t xml:space="preserve"> та вивчено</w:t>
-      </w:r>
-      <w:r>
-        <w:t xml:space="preserve"> основні функції для побудови графічних елементів і роботи з ними.</w:t>
-      </w:r>
+        <w:t xml:space="preserve"> та вивчено основні функції для побудови графічних елементів і роботи з ними.</w:t>
+      </w:r>
+    </w:p>
+    <w:p>
+      <w:pPr>
+        <w:pStyle w:val="P"/>
+        <w:rPr>
+          <w:lang w:val="en-US"/>
+        </w:rPr>
+      </w:pPr>
+    </w:p>
+    <w:p>
+      <w:pPr>
+        <w:rPr>
+          <w:rFonts w:eastAsiaTheme="majorEastAsia"/>
+          <w:b/>
+          <w:bCs/>
+          <w:caps/>
+          <w:color w:val="000000" w:themeColor="text1"/>
+        </w:rPr>
+      </w:pPr>
+      <w:r>
+        <w:br w:type="page"/>
+      </w:r>
+    </w:p>
+    <w:p>
+      <w:pPr>
+        <w:pStyle w:val="H1"/>
+      </w:pPr>
+      <w:r>
+        <w:lastRenderedPageBreak/>
+        <w:t>Питання</w:t>
+      </w:r>
+    </w:p>
+    <w:p>
+      <w:pPr>
+        <w:pStyle w:val="H2"/>
+      </w:pPr>
+      <w:r>
+        <w:t>Які параметри робочого вікна встановлені за замовчанням?</w:t>
+      </w:r>
+    </w:p>
+    <w:p>
+      <w:pPr>
+        <w:pStyle w:val="P"/>
+      </w:pPr>
+    </w:p>
+    <w:p>
+      <w:pPr>
+        <w:pStyle w:val="P"/>
+      </w:pPr>
+      <w:r>
+        <w:t xml:space="preserve">За замовчуванням </w:t>
+      </w:r>
+      <w:r>
+        <w:rPr>
+          <w:lang w:val="en-US"/>
+        </w:rPr>
+        <w:t xml:space="preserve">Processing </w:t>
+      </w:r>
+      <w:r>
+        <w:t>встановлює такі параметри типових методів:</w:t>
+      </w:r>
+    </w:p>
+    <w:p>
+      <w:pPr>
+        <w:pStyle w:val="P"/>
+        <w:numPr>
+          <w:ilvl w:val="0"/>
+          <w:numId w:val="5"/>
+        </w:numPr>
+      </w:pPr>
+      <w:r>
+        <w:t>Розмір вікна: 100 * 100</w:t>
+      </w:r>
+      <w:r>
+        <w:t>;</w:t>
+      </w:r>
+    </w:p>
+    <w:p>
+      <w:pPr>
+        <w:pStyle w:val="P"/>
+        <w:numPr>
+          <w:ilvl w:val="0"/>
+          <w:numId w:val="5"/>
+        </w:numPr>
+      </w:pPr>
+      <w:r>
+        <w:t>Фон: світло-сірий</w:t>
+      </w:r>
+      <w:r>
+        <w:t>;</w:t>
+      </w:r>
+    </w:p>
+    <w:p>
+      <w:pPr>
+        <w:pStyle w:val="P"/>
+        <w:numPr>
+          <w:ilvl w:val="0"/>
+          <w:numId w:val="5"/>
+        </w:numPr>
+      </w:pPr>
+      <w:r>
+        <w:t xml:space="preserve">Заливка: </w:t>
+      </w:r>
+      <w:r>
+        <w:t>біла;</w:t>
+      </w:r>
+    </w:p>
+    <w:p>
+      <w:pPr>
+        <w:pStyle w:val="P"/>
+        <w:numPr>
+          <w:ilvl w:val="0"/>
+          <w:numId w:val="5"/>
+        </w:numPr>
+      </w:pPr>
+      <w:r>
+        <w:t xml:space="preserve">Контур: </w:t>
+      </w:r>
+      <w:r>
+        <w:t>чорний.</w:t>
+      </w:r>
+    </w:p>
+    <w:p>
+      <w:pPr>
+        <w:pStyle w:val="P"/>
+      </w:pPr>
+      <w:r>
+        <w:t xml:space="preserve">Джерело: </w:t>
+      </w:r>
+      <w:hyperlink r:id="rId9" w:history="1">
+        <w:r>
+          <w:rPr>
+            <w:rStyle w:val="a4"/>
+            <w:lang w:val="en-US"/>
+          </w:rPr>
+          <w:t>size() / Reference / Processing.org</w:t>
+        </w:r>
+      </w:hyperlink>
+      <w:r>
+        <w:t>.</w:t>
+      </w:r>
+    </w:p>
+    <w:p>
+      <w:pPr>
+        <w:pStyle w:val="P"/>
+        <w:rPr>
+          <w:lang w:val="en-US"/>
+        </w:rPr>
+      </w:pPr>
+    </w:p>
+    <w:p>
+      <w:pPr>
+        <w:pStyle w:val="H2"/>
+      </w:pPr>
+      <w:r>
+        <w:t>Якими будуть значення функції заповнення для чорного, білого та середнього сірого кольору?</w:t>
+      </w:r>
+    </w:p>
+    <w:p>
+      <w:pPr>
+        <w:pStyle w:val="P"/>
+        <w:rPr>
+          <w:lang w:val="en-US"/>
+        </w:rPr>
+      </w:pPr>
+    </w:p>
+    <w:p>
+      <w:pPr>
+        <w:pStyle w:val="P"/>
+      </w:pPr>
+      <w:r>
+        <w:t>Значення функції для заповнення мають бути такі:</w:t>
+      </w:r>
+    </w:p>
+    <w:p>
+      <w:pPr>
+        <w:pStyle w:val="P"/>
+        <w:numPr>
+          <w:ilvl w:val="0"/>
+          <w:numId w:val="5"/>
+        </w:numPr>
+      </w:pPr>
+      <w:r>
+        <w:t>Сірий: 127</w:t>
+      </w:r>
+      <w:r>
+        <w:t>;</w:t>
+      </w:r>
+    </w:p>
+    <w:p>
+      <w:pPr>
+        <w:pStyle w:val="P"/>
+        <w:numPr>
+          <w:ilvl w:val="0"/>
+          <w:numId w:val="5"/>
+        </w:numPr>
+      </w:pPr>
+      <w:r>
+        <w:t>Білий: 255</w:t>
+      </w:r>
+      <w:r>
+        <w:t>;</w:t>
+      </w:r>
+    </w:p>
+    <w:p>
+      <w:pPr>
+        <w:pStyle w:val="P"/>
+        <w:numPr>
+          <w:ilvl w:val="0"/>
+          <w:numId w:val="5"/>
+        </w:numPr>
+      </w:pPr>
+      <w:r>
+        <w:t>Чорний: 0</w:t>
+      </w:r>
+      <w:r>
+        <w:t>.</w:t>
+      </w:r>
+    </w:p>
+    <w:p>
+      <w:pPr>
+        <w:pStyle w:val="P"/>
+      </w:pPr>
+    </w:p>
+    <w:p>
+      <w:pPr>
+        <w:pStyle w:val="H2"/>
+      </w:pPr>
+      <w:r>
+        <w:t>Який з нижче наведених еліпсів буде найпрозорішим?</w:t>
+      </w:r>
+    </w:p>
+    <w:p>
+      <w:pPr>
+        <w:pStyle w:val="P"/>
+      </w:pPr>
+    </w:p>
+    <w:p>
+      <w:pPr>
+        <w:pStyle w:val="Code"/>
+      </w:pPr>
+      <w:proofErr w:type="gramStart"/>
+      <w:r>
+        <w:t>fill(</w:t>
+      </w:r>
+      <w:proofErr w:type="gramEnd"/>
+      <w:r>
+        <w:t>255, 0, 0, 90);</w:t>
+      </w:r>
+    </w:p>
+    <w:p>
+      <w:pPr>
+        <w:pStyle w:val="Code"/>
+      </w:pPr>
+      <w:proofErr w:type="gramStart"/>
+      <w:r>
+        <w:t>ellipse(</w:t>
+      </w:r>
+      <w:proofErr w:type="gramEnd"/>
+      <w:r>
+        <w:t>100, 100, 150, 75);</w:t>
+      </w:r>
+    </w:p>
+    <w:p>
+      <w:pPr>
+        <w:pStyle w:val="Code"/>
+      </w:pPr>
+    </w:p>
+    <w:p>
+      <w:pPr>
+        <w:pStyle w:val="Code"/>
+      </w:pPr>
+      <w:proofErr w:type="gramStart"/>
+      <w:r>
+        <w:t>fill(</w:t>
+      </w:r>
+      <w:proofErr w:type="gramEnd"/>
+      <w:r>
+        <w:t>0, 0, 0, 100);</w:t>
+      </w:r>
+    </w:p>
+    <w:p>
+      <w:pPr>
+        <w:pStyle w:val="Code"/>
+      </w:pPr>
+      <w:proofErr w:type="gramStart"/>
+      <w:r>
+        <w:t>ellipse(</w:t>
+      </w:r>
+      <w:proofErr w:type="gramEnd"/>
+      <w:r>
+        <w:t>50, 50, 120, 60);</w:t>
+      </w:r>
+    </w:p>
+    <w:p>
+      <w:pPr>
+        <w:pStyle w:val="Code"/>
+      </w:pPr>
+    </w:p>
+    <w:p>
+      <w:pPr>
+        <w:pStyle w:val="Code"/>
+      </w:pPr>
+      <w:proofErr w:type="gramStart"/>
+      <w:r>
+        <w:t>fill(</w:t>
+      </w:r>
+      <w:proofErr w:type="gramEnd"/>
+      <w:r>
+        <w:t>0, 100, 0, 200);</w:t>
+      </w:r>
+    </w:p>
+    <w:p>
+      <w:pPr>
+        <w:pStyle w:val="Code"/>
+      </w:pPr>
+      <w:proofErr w:type="gramStart"/>
+      <w:r>
+        <w:t>ellipse(</w:t>
+      </w:r>
+      <w:proofErr w:type="gramEnd"/>
+      <w:r>
+        <w:t>50, 80, 60, 60);</w:t>
+      </w:r>
+    </w:p>
+    <w:p>
+      <w:pPr>
+        <w:pStyle w:val="P"/>
+      </w:pPr>
+    </w:p>
+    <w:p>
+      <w:pPr>
+        <w:pStyle w:val="P"/>
+        <w:rPr>
+          <w:lang w:val="en-US"/>
+        </w:rPr>
+      </w:pPr>
+      <w:r>
+        <w:t>Перший</w:t>
+      </w:r>
+      <w:r>
+        <w:t xml:space="preserve"> еліпс буде найпрозоріший</w:t>
+      </w:r>
+      <w:r>
+        <w:t xml:space="preserve">, бо останнє значення </w:t>
+      </w:r>
+      <w:r>
+        <w:rPr>
+          <w:rStyle w:val="CodeChar"/>
+        </w:rPr>
+        <w:t>fill</w:t>
+      </w:r>
+      <w:r>
+        <w:t xml:space="preserve"> </w:t>
+      </w:r>
+      <w:r>
+        <w:t>найменше</w:t>
+      </w:r>
+      <w:r>
+        <w:t>.</w:t>
+      </w:r>
+    </w:p>
+    <w:p>
+      <w:pPr>
+        <w:pStyle w:val="P"/>
+      </w:pPr>
+    </w:p>
+    <w:p>
+      <w:pPr>
+        <w:pStyle w:val="H2"/>
+        <w:rPr>
+          <w:lang w:val="en-US"/>
+        </w:rPr>
+      </w:pPr>
+      <w:r>
+        <w:lastRenderedPageBreak/>
+        <w:t>Вкажіть довжину у сантиметрах лінії</w:t>
+      </w:r>
+      <w:r>
+        <w:rPr>
+          <w:lang w:val="en-US"/>
+        </w:rPr>
+        <w:t>:</w:t>
+      </w:r>
+    </w:p>
+    <w:p>
+      <w:pPr>
+        <w:pStyle w:val="P"/>
+        <w:ind w:firstLine="0"/>
+        <w:rPr>
+          <w:lang w:val="en-US"/>
+        </w:rPr>
+      </w:pPr>
+    </w:p>
+    <w:p>
+      <w:pPr>
+        <w:pStyle w:val="Code"/>
+      </w:pPr>
+      <w:proofErr w:type="gramStart"/>
+      <w:r>
+        <w:t>line(</w:t>
+      </w:r>
+      <w:proofErr w:type="gramEnd"/>
+      <w:r>
+        <w:t>0, 50, 50, 50);</w:t>
+      </w:r>
+    </w:p>
+    <w:p>
+      <w:pPr>
+        <w:pStyle w:val="P"/>
+        <w:ind w:firstLine="0"/>
+        <w:rPr>
+          <w:lang w:val="en-US"/>
+        </w:rPr>
+      </w:pPr>
+    </w:p>
+    <w:p>
+      <w:pPr>
+        <w:pStyle w:val="P"/>
+      </w:pPr>
+      <w:r>
+        <w:t xml:space="preserve">Роздільна здатність монітора: </w:t>
+      </w:r>
+      <w:r>
+        <w:t>3840 * 2160</w:t>
+      </w:r>
+      <w:r>
+        <w:t>.</w:t>
+      </w:r>
+    </w:p>
+    <w:p>
+      <w:pPr>
+        <w:pStyle w:val="P"/>
+      </w:pPr>
+      <w:r>
+        <w:t xml:space="preserve">Розмір монітора в дюймах: </w:t>
+      </w:r>
+      <w:r>
+        <w:t>28</w:t>
+      </w:r>
+      <w:r>
+        <w:t>.</w:t>
+      </w:r>
+    </w:p>
+    <w:p>
+      <w:pPr>
+        <w:pStyle w:val="P"/>
+      </w:pPr>
+      <w:r>
+        <w:t xml:space="preserve">Значення </w:t>
+      </w:r>
+      <w:r>
+        <w:rPr>
+          <w:rStyle w:val="CodeChar"/>
+        </w:rPr>
+        <w:t>ppi</w:t>
+      </w:r>
+      <w:r>
+        <w:rPr>
+          <w:lang w:val="en-US"/>
+        </w:rPr>
+        <w:t xml:space="preserve"> </w:t>
+      </w:r>
+      <w:r>
+        <w:t xml:space="preserve">дорівнює: </w:t>
+      </w:r>
+    </w:p>
+    <w:p>
+      <w:pPr>
+        <w:pStyle w:val="P"/>
+      </w:pPr>
+    </w:p>
+    <w:p>
+      <w:pPr>
+        <w:pStyle w:val="Code"/>
+      </w:pPr>
+      <w:r>
+        <w:t>resolution: str = "3840|2160"</w:t>
+      </w:r>
+    </w:p>
+    <w:p>
+      <w:pPr>
+        <w:pStyle w:val="Code"/>
+      </w:pPr>
+      <w:proofErr w:type="gramStart"/>
+      <w:r>
+        <w:t>width,height</w:t>
+      </w:r>
+      <w:proofErr w:type="gramEnd"/>
+      <w:r>
+        <w:t xml:space="preserve"> = resolution.split("|")</w:t>
+      </w:r>
+    </w:p>
+    <w:p>
+      <w:pPr>
+        <w:pStyle w:val="Code"/>
+      </w:pPr>
+      <w:proofErr w:type="gramStart"/>
+      <w:r>
+        <w:t>width,height</w:t>
+      </w:r>
+      <w:proofErr w:type="gramEnd"/>
+      <w:r>
+        <w:t xml:space="preserve"> = int(width), int(height)</w:t>
+      </w:r>
+    </w:p>
+    <w:p>
+      <w:pPr>
+        <w:pStyle w:val="Code"/>
+      </w:pPr>
+      <w:r>
+        <w:t>size: int = 28</w:t>
+      </w:r>
+    </w:p>
+    <w:p>
+      <w:pPr>
+        <w:pStyle w:val="Code"/>
+      </w:pPr>
+      <w:r>
+        <w:t>formula=(sqrt(width**2+height**2))/(size)</w:t>
+      </w:r>
+    </w:p>
+    <w:p>
+      <w:pPr>
+        <w:pStyle w:val="Code"/>
+      </w:pPr>
+      <w:r>
+        <w:t>print(formula)</w:t>
+      </w:r>
+    </w:p>
+    <w:p>
+      <w:pPr>
+        <w:pStyle w:val="Code"/>
+      </w:pPr>
+      <w:r>
+        <w:t xml:space="preserve">&gt; </w:t>
+      </w:r>
+      <w:r>
+        <w:t>157.3505121487356</w:t>
+      </w:r>
+    </w:p>
+    <w:p>
+      <w:pPr>
+        <w:pStyle w:val="P"/>
+        <w:rPr>
+          <w:lang w:val="en-US"/>
+        </w:rPr>
+      </w:pPr>
+    </w:p>
+    <w:p>
+      <w:pPr>
+        <w:pStyle w:val="P"/>
+      </w:pPr>
+      <w:r>
+        <w:t xml:space="preserve">Джерело для перевірки: </w:t>
+      </w:r>
+      <w:hyperlink r:id="rId10" w:anchor=":~:text=For%20reference%2C%20the%20pixel%20density%20of%20a%2028%E2%80%9D%20UHD%20screen%20is%20157.35%20Pixels%20Per%20Inch%20(PPI)." w:history="1">
+        <w:r>
+          <w:rPr>
+            <w:rStyle w:val="a4"/>
+          </w:rPr>
+          <w:t>The '4K' UHD (3840 x 2160) Experience - PC Monitors</w:t>
+        </w:r>
+      </w:hyperlink>
+      <w:r>
+        <w:t>.</w:t>
+      </w:r>
+    </w:p>
+    <w:p>
+      <w:pPr>
+        <w:pStyle w:val="P"/>
+        <w:rPr>
+          <w:lang w:val="en-US"/>
+        </w:rPr>
+      </w:pPr>
+    </w:p>
+    <w:p>
+      <w:pPr>
+        <w:pStyle w:val="P"/>
+        <w:rPr>
+          <w:lang w:val="en-US"/>
+        </w:rPr>
+      </w:pPr>
+      <w:r>
+        <w:t xml:space="preserve">Кількість пікселів на сантиметр: </w:t>
+      </w:r>
+    </w:p>
+    <w:p>
+      <w:pPr>
+        <w:pStyle w:val="P"/>
+        <w:rPr>
+          <w:lang w:val="en-US"/>
+        </w:rPr>
+      </w:pPr>
+    </w:p>
+    <w:p>
+      <w:pPr>
+        <w:pStyle w:val="Code"/>
+      </w:pPr>
+      <w:r>
+        <w:t>pixels_per_cm=formula*2.54</w:t>
+      </w:r>
+    </w:p>
+    <w:p>
+      <w:pPr>
+        <w:pStyle w:val="Code"/>
+      </w:pPr>
+      <w:r>
+        <w:t>print(pixels_per_cm)</w:t>
+      </w:r>
+    </w:p>
+    <w:p>
+      <w:pPr>
+        <w:pStyle w:val="Code"/>
+      </w:pPr>
+      <w:r>
+        <w:t xml:space="preserve">&gt; </w:t>
+      </w:r>
+      <w:r>
+        <w:t>399.6703008577884</w:t>
+      </w:r>
+    </w:p>
+    <w:p>
+      <w:pPr>
+        <w:pStyle w:val="P"/>
+        <w:rPr>
+          <w:lang w:val="en-US"/>
+        </w:rPr>
+      </w:pPr>
+    </w:p>
+    <w:p>
+      <w:pPr>
+        <w:pStyle w:val="P"/>
+      </w:pPr>
+      <w:r>
+        <w:t xml:space="preserve">Довжина лінії у </w:t>
+      </w:r>
+      <w:r>
+        <w:t>сантиметрах</w:t>
+      </w:r>
+      <w:r>
+        <w:t>:</w:t>
+      </w:r>
+    </w:p>
+    <w:p>
+      <w:pPr>
+        <w:pStyle w:val="P"/>
+      </w:pPr>
+    </w:p>
+    <w:p>
+      <w:pPr>
+        <w:pStyle w:val="Code"/>
+      </w:pPr>
+      <w:r>
+        <w:t>line_length_px=50</w:t>
+      </w:r>
+    </w:p>
+    <w:p>
+      <w:pPr>
+        <w:pStyle w:val="Code"/>
+      </w:pPr>
+      <w:r>
+        <w:t>line_length_mm=pixels_per_cm/line_length_px</w:t>
+      </w:r>
+    </w:p>
+    <w:p>
+      <w:pPr>
+        <w:pStyle w:val="Code"/>
+      </w:pPr>
+      <w:r>
+        <w:t>line_length_cm=line_length_mm/10</w:t>
+      </w:r>
+    </w:p>
+    <w:p>
+      <w:pPr>
+        <w:pStyle w:val="Code"/>
+      </w:pPr>
+      <w:r>
+        <w:t xml:space="preserve">&gt; </w:t>
+      </w:r>
+      <w:r>
+        <w:t>0.7993406017155767</w:t>
+      </w:r>
+    </w:p>
+    <w:p>
+      <w:pPr>
+        <w:pStyle w:val="P"/>
+        <w:rPr>
+          <w:lang w:val="en-US"/>
+        </w:rPr>
+      </w:pPr>
     </w:p>
     <w:sectPr>
       <w:pgSz w:w="11906" w:h="16838"/>
@@ -1799,6 +2481,118 @@
     </w:lvl>
   </w:abstractNum>
   <w:abstractNum w:abstractNumId="1" w15:restartNumberingAfterBreak="0">
+    <w:nsid w:val="294D1FCE"/>
+    <w:multiLevelType w:val="hybridMultilevel"/>
+    <w:tmpl w:val="F17245B6"/>
+    <w:lvl w:ilvl="0" w:tplc="6436DDC8">
+      <w:numFmt w:val="bullet"/>
+      <w:lvlText w:val="-"/>
+      <w:lvlJc w:val="left"/>
+      <w:pPr>
+        <w:ind w:left="1211" w:hanging="360"/>
+      </w:pPr>
+      <w:rPr>
+        <w:rFonts w:ascii="Times New Roman" w:eastAsia="Times New Roman" w:hAnsi="Times New Roman" w:cs="Times New Roman" w:hint="default"/>
+      </w:rPr>
+    </w:lvl>
+    <w:lvl w:ilvl="1" w:tplc="04220003" w:tentative="1">
+      <w:start w:val="1"/>
+      <w:numFmt w:val="bullet"/>
+      <w:lvlText w:val="o"/>
+      <w:lvlJc w:val="left"/>
+      <w:pPr>
+        <w:ind w:left="1931" w:hanging="360"/>
+      </w:pPr>
+      <w:rPr>
+        <w:rFonts w:ascii="Courier New" w:hAnsi="Courier New" w:cs="Courier New" w:hint="default"/>
+      </w:rPr>
+    </w:lvl>
+    <w:lvl w:ilvl="2" w:tplc="04220005" w:tentative="1">
+      <w:start w:val="1"/>
+      <w:numFmt w:val="bullet"/>
+      <w:lvlText w:val=""/>
+      <w:lvlJc w:val="left"/>
+      <w:pPr>
+        <w:ind w:left="2651" w:hanging="360"/>
+      </w:pPr>
+      <w:rPr>
+        <w:rFonts w:ascii="Wingdings" w:hAnsi="Wingdings" w:hint="default"/>
+      </w:rPr>
+    </w:lvl>
+    <w:lvl w:ilvl="3" w:tplc="04220001" w:tentative="1">
+      <w:start w:val="1"/>
+      <w:numFmt w:val="bullet"/>
+      <w:lvlText w:val=""/>
+      <w:lvlJc w:val="left"/>
+      <w:pPr>
+        <w:ind w:left="3371" w:hanging="360"/>
+      </w:pPr>
+      <w:rPr>
+        <w:rFonts w:ascii="Symbol" w:hAnsi="Symbol" w:hint="default"/>
+      </w:rPr>
+    </w:lvl>
+    <w:lvl w:ilvl="4" w:tplc="04220003" w:tentative="1">
+      <w:start w:val="1"/>
+      <w:numFmt w:val="bullet"/>
+      <w:lvlText w:val="o"/>
+      <w:lvlJc w:val="left"/>
+      <w:pPr>
+        <w:ind w:left="4091" w:hanging="360"/>
+      </w:pPr>
+      <w:rPr>
+        <w:rFonts w:ascii="Courier New" w:hAnsi="Courier New" w:cs="Courier New" w:hint="default"/>
+      </w:rPr>
+    </w:lvl>
+    <w:lvl w:ilvl="5" w:tplc="04220005" w:tentative="1">
+      <w:start w:val="1"/>
+      <w:numFmt w:val="bullet"/>
+      <w:lvlText w:val=""/>
+      <w:lvlJc w:val="left"/>
+      <w:pPr>
+        <w:ind w:left="4811" w:hanging="360"/>
+      </w:pPr>
+      <w:rPr>
+        <w:rFonts w:ascii="Wingdings" w:hAnsi="Wingdings" w:hint="default"/>
+      </w:rPr>
+    </w:lvl>
+    <w:lvl w:ilvl="6" w:tplc="04220001" w:tentative="1">
+      <w:start w:val="1"/>
+      <w:numFmt w:val="bullet"/>
+      <w:lvlText w:val=""/>
+      <w:lvlJc w:val="left"/>
+      <w:pPr>
+        <w:ind w:left="5531" w:hanging="360"/>
+      </w:pPr>
+      <w:rPr>
+        <w:rFonts w:ascii="Symbol" w:hAnsi="Symbol" w:hint="default"/>
+      </w:rPr>
+    </w:lvl>
+    <w:lvl w:ilvl="7" w:tplc="04220003" w:tentative="1">
+      <w:start w:val="1"/>
+      <w:numFmt w:val="bullet"/>
+      <w:lvlText w:val="o"/>
+      <w:lvlJc w:val="left"/>
+      <w:pPr>
+        <w:ind w:left="6251" w:hanging="360"/>
+      </w:pPr>
+      <w:rPr>
+        <w:rFonts w:ascii="Courier New" w:hAnsi="Courier New" w:cs="Courier New" w:hint="default"/>
+      </w:rPr>
+    </w:lvl>
+    <w:lvl w:ilvl="8" w:tplc="04220005" w:tentative="1">
+      <w:start w:val="1"/>
+      <w:numFmt w:val="bullet"/>
+      <w:lvlText w:val=""/>
+      <w:lvlJc w:val="left"/>
+      <w:pPr>
+        <w:ind w:left="6971" w:hanging="360"/>
+      </w:pPr>
+      <w:rPr>
+        <w:rFonts w:ascii="Wingdings" w:hAnsi="Wingdings" w:hint="default"/>
+      </w:rPr>
+    </w:lvl>
+  </w:abstractNum>
+  <w:abstractNum w:abstractNumId="2" w15:restartNumberingAfterBreak="0">
     <w:nsid w:val="297C4081"/>
     <w:multiLevelType w:val="hybridMultilevel"/>
     <w:tmpl w:val="3F1C841C"/>
@@ -1887,7 +2681,7 @@
       </w:pPr>
     </w:lvl>
   </w:abstractNum>
-  <w:abstractNum w:abstractNumId="2" w15:restartNumberingAfterBreak="0">
+  <w:abstractNum w:abstractNumId="3" w15:restartNumberingAfterBreak="0">
     <w:nsid w:val="795D4379"/>
     <w:multiLevelType w:val="hybridMultilevel"/>
     <w:tmpl w:val="C21A163C"/>
@@ -1999,7 +2793,7 @@
       </w:rPr>
     </w:lvl>
   </w:abstractNum>
-  <w:abstractNum w:abstractNumId="3" w15:restartNumberingAfterBreak="0">
+  <w:abstractNum w:abstractNumId="4" w15:restartNumberingAfterBreak="0">
     <w:nsid w:val="7E5F52DB"/>
     <w:multiLevelType w:val="hybridMultilevel"/>
     <w:tmpl w:val="6882A07E"/>
@@ -2089,16 +2883,19 @@
     </w:lvl>
   </w:abstractNum>
   <w:num w:numId="1" w16cid:durableId="1471048762">
-    <w:abstractNumId w:val="2"/>
+    <w:abstractNumId w:val="3"/>
   </w:num>
   <w:num w:numId="2" w16cid:durableId="2123066900">
-    <w:abstractNumId w:val="1"/>
+    <w:abstractNumId w:val="2"/>
   </w:num>
   <w:num w:numId="3" w16cid:durableId="1317105529">
     <w:abstractNumId w:val="0"/>
   </w:num>
   <w:num w:numId="4" w16cid:durableId="1903635819">
-    <w:abstractNumId w:val="3"/>
+    <w:abstractNumId w:val="4"/>
+  </w:num>
+  <w:num w:numId="5" w16cid:durableId="1622109288">
+    <w:abstractNumId w:val="1"/>
   </w:num>
 </w:numbering>
 </file>
@@ -2573,7 +3370,6 @@
   <w:style w:type="character" w:default="1" w:styleId="a0">
     <w:name w:val="Default Paragraph Font"/>
     <w:uiPriority w:val="1"/>
-    <w:semiHidden/>
     <w:unhideWhenUsed/>
   </w:style>
   <w:style w:type="table" w:default="1" w:styleId="a1">

--- a/32IV Inzhenerija vbudovanyh/K/KNT-122_Onyshchenko_Variant-19_K1.docx
+++ b/32IV Inzhenerija vbudovanyh/K/KNT-122_Onyshchenko_Variant-19_K1.docx
@@ -627,31 +627,15 @@
         <w:pStyle w:val="Code"/>
       </w:pPr>
       <w:r>
-        <w:t xml:space="preserve">void </w:t>
-      </w:r>
-      <w:proofErr w:type="gramStart"/>
-      <w:r>
-        <w:t>setup(</w:t>
-      </w:r>
-      <w:proofErr w:type="gramEnd"/>
-      <w:r>
-        <w:t>) {</w:t>
-      </w:r>
-    </w:p>
-    <w:p>
-      <w:pPr>
-        <w:pStyle w:val="Code"/>
-      </w:pPr>
-      <w:r>
-        <w:t xml:space="preserve">  </w:t>
-      </w:r>
-      <w:proofErr w:type="gramStart"/>
-      <w:r>
-        <w:t>size(</w:t>
-      </w:r>
-      <w:proofErr w:type="gramEnd"/>
-      <w:r>
-        <w:t>400, 400);</w:t>
+        <w:t>void setup() {</w:t>
+      </w:r>
+    </w:p>
+    <w:p>
+      <w:pPr>
+        <w:pStyle w:val="Code"/>
+      </w:pPr>
+      <w:r>
+        <w:t xml:space="preserve">  size(400, 400);</w:t>
       </w:r>
     </w:p>
     <w:p>
@@ -672,63 +656,31 @@
         <w:pStyle w:val="Code"/>
       </w:pPr>
       <w:r>
-        <w:t xml:space="preserve">void </w:t>
-      </w:r>
-      <w:proofErr w:type="gramStart"/>
-      <w:r>
-        <w:t>draw(</w:t>
-      </w:r>
-      <w:proofErr w:type="gramEnd"/>
-      <w:r>
-        <w:t>) {</w:t>
-      </w:r>
-    </w:p>
-    <w:p>
-      <w:pPr>
-        <w:pStyle w:val="Code"/>
-      </w:pPr>
-      <w:r>
-        <w:t xml:space="preserve">  </w:t>
-      </w:r>
-      <w:proofErr w:type="gramStart"/>
-      <w:r>
-        <w:t>background(</w:t>
-      </w:r>
-      <w:proofErr w:type="gramEnd"/>
-      <w:r>
-        <w:t>255);</w:t>
-      </w:r>
-    </w:p>
-    <w:p>
-      <w:pPr>
-        <w:pStyle w:val="Code"/>
-      </w:pPr>
-      <w:r>
-        <w:t xml:space="preserve">  </w:t>
-      </w:r>
-      <w:proofErr w:type="gramStart"/>
-      <w:r>
-        <w:t>fill(</w:t>
-      </w:r>
-      <w:proofErr w:type="gramEnd"/>
-      <w:r>
-        <w:t>120, 77, 32, 77);</w:t>
-      </w:r>
-    </w:p>
-    <w:p>
-      <w:pPr>
-        <w:pStyle w:val="Code"/>
-      </w:pPr>
-      <w:r>
-        <w:t xml:space="preserve">  </w:t>
-      </w:r>
-      <w:proofErr w:type="gramStart"/>
-      <w:r>
-        <w:t>noStroke(</w:t>
-      </w:r>
-      <w:proofErr w:type="gramEnd"/>
-      <w:r>
-        <w:t>);</w:t>
+        <w:t>void draw() {</w:t>
+      </w:r>
+    </w:p>
+    <w:p>
+      <w:pPr>
+        <w:pStyle w:val="Code"/>
+      </w:pPr>
+      <w:r>
+        <w:t xml:space="preserve">  background(255);</w:t>
+      </w:r>
+    </w:p>
+    <w:p>
+      <w:pPr>
+        <w:pStyle w:val="Code"/>
+      </w:pPr>
+      <w:r>
+        <w:t xml:space="preserve">  fill(120, 77, 32, 77);</w:t>
+      </w:r>
+    </w:p>
+    <w:p>
+      <w:pPr>
+        <w:pStyle w:val="Code"/>
+      </w:pPr>
+      <w:r>
+        <w:t xml:space="preserve">  noStroke();</w:t>
       </w:r>
     </w:p>
     <w:p>
@@ -749,68 +701,36 @@
         <w:pStyle w:val="Code"/>
       </w:pPr>
       <w:r>
-        <w:t xml:space="preserve">  </w:t>
-      </w:r>
-      <w:proofErr w:type="gramStart"/>
-      <w:r>
-        <w:t>ellipse(</w:t>
-      </w:r>
-      <w:proofErr w:type="gramEnd"/>
-      <w:r>
-        <w:t>200, 200, 70, 80);</w:t>
-      </w:r>
-    </w:p>
-    <w:p>
-      <w:pPr>
-        <w:pStyle w:val="Code"/>
-      </w:pPr>
-      <w:r>
-        <w:t xml:space="preserve">  </w:t>
-      </w:r>
-      <w:proofErr w:type="gramStart"/>
-      <w:r>
-        <w:t>rect(</w:t>
-      </w:r>
-      <w:proofErr w:type="gramEnd"/>
-      <w:r>
-        <w:t>177, 108, 40, 52);</w:t>
-      </w:r>
-    </w:p>
-    <w:p>
-      <w:pPr>
-        <w:pStyle w:val="Code"/>
-      </w:pPr>
-    </w:p>
-    <w:p>
-      <w:pPr>
-        <w:pStyle w:val="Code"/>
-      </w:pPr>
-      <w:r>
-        <w:t xml:space="preserve">  </w:t>
-      </w:r>
-      <w:proofErr w:type="gramStart"/>
-      <w:r>
-        <w:t>stroke(</w:t>
-      </w:r>
-      <w:proofErr w:type="gramEnd"/>
-      <w:r>
-        <w:t>120, 77, 32, 77);</w:t>
-      </w:r>
-    </w:p>
-    <w:p>
-      <w:pPr>
-        <w:pStyle w:val="Code"/>
-      </w:pPr>
-      <w:r>
-        <w:t xml:space="preserve">  </w:t>
-      </w:r>
-      <w:proofErr w:type="gramStart"/>
-      <w:r>
-        <w:t>strokeWeight(</w:t>
-      </w:r>
-      <w:proofErr w:type="gramEnd"/>
-      <w:r>
-        <w:t>3);</w:t>
+        <w:t xml:space="preserve">  ellipse(200, 200, 70, 80);</w:t>
+      </w:r>
+    </w:p>
+    <w:p>
+      <w:pPr>
+        <w:pStyle w:val="Code"/>
+      </w:pPr>
+      <w:r>
+        <w:t xml:space="preserve">  rect(177, 108, 40, 52);</w:t>
+      </w:r>
+    </w:p>
+    <w:p>
+      <w:pPr>
+        <w:pStyle w:val="Code"/>
+      </w:pPr>
+    </w:p>
+    <w:p>
+      <w:pPr>
+        <w:pStyle w:val="Code"/>
+      </w:pPr>
+      <w:r>
+        <w:t xml:space="preserve">  stroke(120, 77, 32, 77);</w:t>
+      </w:r>
+    </w:p>
+    <w:p>
+      <w:pPr>
+        <w:pStyle w:val="Code"/>
+      </w:pPr>
+      <w:r>
+        <w:t xml:space="preserve">  strokeWeight(3);</w:t>
       </w:r>
     </w:p>
     <w:p>
@@ -832,63 +752,31 @@
       </w:pPr>
       <w:r>
         <w:lastRenderedPageBreak/>
-        <w:t xml:space="preserve">  </w:t>
-      </w:r>
-      <w:proofErr w:type="gramStart"/>
-      <w:r>
-        <w:t>line(</w:t>
-      </w:r>
-      <w:proofErr w:type="gramEnd"/>
-      <w:r>
-        <w:t>171, 177, 132, 132);</w:t>
-      </w:r>
-    </w:p>
-    <w:p>
-      <w:pPr>
-        <w:pStyle w:val="Code"/>
-      </w:pPr>
-      <w:r>
-        <w:t xml:space="preserve">  </w:t>
-      </w:r>
-      <w:proofErr w:type="gramStart"/>
-      <w:r>
-        <w:t>line(</w:t>
-      </w:r>
-      <w:proofErr w:type="gramEnd"/>
-      <w:r>
-        <w:t>231, 183, 132, 132);</w:t>
-      </w:r>
-    </w:p>
-    <w:p>
-      <w:pPr>
-        <w:pStyle w:val="Code"/>
-      </w:pPr>
-      <w:r>
-        <w:t xml:space="preserve">  </w:t>
-      </w:r>
-      <w:proofErr w:type="gramStart"/>
-      <w:r>
-        <w:t>line(</w:t>
-      </w:r>
-      <w:proofErr w:type="gramEnd"/>
-      <w:r>
-        <w:t>189, 237, 180, 292);</w:t>
-      </w:r>
-    </w:p>
-    <w:p>
-      <w:pPr>
-        <w:pStyle w:val="Code"/>
-      </w:pPr>
-      <w:r>
-        <w:t xml:space="preserve">  </w:t>
-      </w:r>
-      <w:proofErr w:type="gramStart"/>
-      <w:r>
-        <w:t>line(</w:t>
-      </w:r>
-      <w:proofErr w:type="gramEnd"/>
-      <w:r>
-        <w:t>210, 237, 230, 292);</w:t>
+        <w:t xml:space="preserve">  line(171, 177, 132, 132);</w:t>
+      </w:r>
+    </w:p>
+    <w:p>
+      <w:pPr>
+        <w:pStyle w:val="Code"/>
+      </w:pPr>
+      <w:r>
+        <w:t xml:space="preserve">  line(231, 183, 132, 132);</w:t>
+      </w:r>
+    </w:p>
+    <w:p>
+      <w:pPr>
+        <w:pStyle w:val="Code"/>
+      </w:pPr>
+      <w:r>
+        <w:t xml:space="preserve">  line(189, 237, 180, 292);</w:t>
+      </w:r>
+    </w:p>
+    <w:p>
+      <w:pPr>
+        <w:pStyle w:val="Code"/>
+      </w:pPr>
+      <w:r>
+        <w:t xml:space="preserve">  line(210, 237, 230, 292);</w:t>
       </w:r>
     </w:p>
     <w:p>
@@ -909,84 +797,44 @@
         <w:pStyle w:val="Code"/>
       </w:pPr>
       <w:r>
-        <w:t xml:space="preserve">  </w:t>
-      </w:r>
-      <w:proofErr w:type="gramStart"/>
-      <w:r>
-        <w:t>stroke(</w:t>
-      </w:r>
-      <w:proofErr w:type="gramEnd"/>
-      <w:r>
-        <w:t>253, 200, 63);</w:t>
-      </w:r>
-    </w:p>
-    <w:p>
-      <w:pPr>
-        <w:pStyle w:val="Code"/>
-      </w:pPr>
-      <w:r>
-        <w:t xml:space="preserve">  </w:t>
-      </w:r>
-      <w:proofErr w:type="gramStart"/>
-      <w:r>
-        <w:t>line(</w:t>
-      </w:r>
-      <w:proofErr w:type="gramEnd"/>
-      <w:r>
-        <w:t>120, 112, 120, 147);</w:t>
-      </w:r>
-    </w:p>
-    <w:p>
-      <w:pPr>
-        <w:pStyle w:val="Code"/>
-      </w:pPr>
-      <w:r>
-        <w:t xml:space="preserve">  </w:t>
-      </w:r>
-      <w:proofErr w:type="gramStart"/>
-      <w:r>
-        <w:t>line(</w:t>
-      </w:r>
-      <w:proofErr w:type="gramEnd"/>
-      <w:r>
-        <w:t>110, 123, 130, 123);</w:t>
-      </w:r>
-    </w:p>
-    <w:p>
-      <w:pPr>
-        <w:pStyle w:val="Code"/>
-      </w:pPr>
-    </w:p>
-    <w:p>
-      <w:pPr>
-        <w:pStyle w:val="Code"/>
-      </w:pPr>
-      <w:r>
-        <w:t xml:space="preserve">  </w:t>
-      </w:r>
-      <w:proofErr w:type="gramStart"/>
-      <w:r>
-        <w:t>stroke(</w:t>
-      </w:r>
-      <w:proofErr w:type="gramEnd"/>
-      <w:r>
-        <w:t>120, 77, 32, 77);</w:t>
-      </w:r>
-    </w:p>
-    <w:p>
-      <w:pPr>
-        <w:pStyle w:val="Code"/>
-      </w:pPr>
-      <w:r>
-        <w:t xml:space="preserve">  </w:t>
-      </w:r>
-      <w:proofErr w:type="gramStart"/>
-      <w:r>
-        <w:t>fill(</w:t>
-      </w:r>
-      <w:proofErr w:type="gramEnd"/>
-      <w:r>
-        <w:t>255);</w:t>
+        <w:t xml:space="preserve">  stroke(253, 200, 63);</w:t>
+      </w:r>
+    </w:p>
+    <w:p>
+      <w:pPr>
+        <w:pStyle w:val="Code"/>
+      </w:pPr>
+      <w:r>
+        <w:t xml:space="preserve">  line(120, 112, 120, 147);</w:t>
+      </w:r>
+    </w:p>
+    <w:p>
+      <w:pPr>
+        <w:pStyle w:val="Code"/>
+      </w:pPr>
+      <w:r>
+        <w:t xml:space="preserve">  line(110, 123, 130, 123);</w:t>
+      </w:r>
+    </w:p>
+    <w:p>
+      <w:pPr>
+        <w:pStyle w:val="Code"/>
+      </w:pPr>
+    </w:p>
+    <w:p>
+      <w:pPr>
+        <w:pStyle w:val="Code"/>
+      </w:pPr>
+      <w:r>
+        <w:t xml:space="preserve">  stroke(120, 77, 32, 77);</w:t>
+      </w:r>
+    </w:p>
+    <w:p>
+      <w:pPr>
+        <w:pStyle w:val="Code"/>
+      </w:pPr>
+      <w:r>
+        <w:t xml:space="preserve">  fill(255);</w:t>
       </w:r>
     </w:p>
     <w:p>
@@ -1007,121 +855,65 @@
         <w:pStyle w:val="Code"/>
       </w:pPr>
       <w:r>
-        <w:t xml:space="preserve">  </w:t>
-      </w:r>
-      <w:proofErr w:type="gramStart"/>
-      <w:r>
-        <w:t>ellipse(</w:t>
-      </w:r>
-      <w:proofErr w:type="gramEnd"/>
-      <w:r>
-        <w:t>187, 127, 12, 12);</w:t>
-      </w:r>
-    </w:p>
-    <w:p>
-      <w:pPr>
-        <w:pStyle w:val="Code"/>
-      </w:pPr>
-      <w:r>
-        <w:t xml:space="preserve">  </w:t>
-      </w:r>
-      <w:proofErr w:type="gramStart"/>
-      <w:r>
-        <w:t>ellipse(</w:t>
-      </w:r>
-      <w:proofErr w:type="gramEnd"/>
-      <w:r>
-        <w:t>207, 129, 12, 12);</w:t>
-      </w:r>
-    </w:p>
-    <w:p>
-      <w:pPr>
-        <w:pStyle w:val="Code"/>
-      </w:pPr>
-      <w:r>
-        <w:t xml:space="preserve">  </w:t>
-      </w:r>
-      <w:proofErr w:type="gramStart"/>
-      <w:r>
-        <w:t>arc(</w:t>
-      </w:r>
-      <w:proofErr w:type="gramEnd"/>
-      <w:r>
-        <w:t>197, 147, 27, 12, 0, PI);</w:t>
-      </w:r>
-    </w:p>
-    <w:p>
-      <w:pPr>
-        <w:pStyle w:val="Code"/>
-      </w:pPr>
-    </w:p>
-    <w:p>
-      <w:pPr>
-        <w:pStyle w:val="Code"/>
-      </w:pPr>
-      <w:r>
-        <w:t xml:space="preserve">  </w:t>
-      </w:r>
-      <w:proofErr w:type="gramStart"/>
-      <w:r>
-        <w:t>fill(</w:t>
-      </w:r>
-      <w:proofErr w:type="gramEnd"/>
-      <w:r>
-        <w:t>0, 0, 0, 73);</w:t>
-      </w:r>
-    </w:p>
-    <w:p>
-      <w:pPr>
-        <w:pStyle w:val="Code"/>
-      </w:pPr>
-      <w:r>
-        <w:t xml:space="preserve">  </w:t>
-      </w:r>
-      <w:proofErr w:type="gramStart"/>
-      <w:r>
-        <w:t>noStroke(</w:t>
-      </w:r>
-      <w:proofErr w:type="gramEnd"/>
-      <w:r>
-        <w:t>);</w:t>
-      </w:r>
-    </w:p>
-    <w:p>
-      <w:pPr>
-        <w:pStyle w:val="Code"/>
-      </w:pPr>
-    </w:p>
-    <w:p>
-      <w:pPr>
-        <w:pStyle w:val="Code"/>
-      </w:pPr>
-      <w:r>
-        <w:t xml:space="preserve">  </w:t>
-      </w:r>
-      <w:proofErr w:type="gramStart"/>
-      <w:r>
-        <w:t>ellipse(</w:t>
-      </w:r>
-      <w:proofErr w:type="gramEnd"/>
-      <w:r>
-        <w:t>187, 127, 5, 5);</w:t>
-      </w:r>
-    </w:p>
-    <w:p>
-      <w:pPr>
-        <w:pStyle w:val="Code"/>
-      </w:pPr>
-      <w:r>
-        <w:t xml:space="preserve">  </w:t>
-      </w:r>
-      <w:proofErr w:type="gramStart"/>
-      <w:r>
-        <w:t>ellipse(</w:t>
-      </w:r>
-      <w:proofErr w:type="gramEnd"/>
-      <w:r>
-        <w:t>207, 129, 5, 5);</w:t>
+        <w:t xml:space="preserve">  ellipse(187, 127, 12, 12);</w:t>
+      </w:r>
+    </w:p>
+    <w:p>
+      <w:pPr>
+        <w:pStyle w:val="Code"/>
+      </w:pPr>
+      <w:r>
+        <w:t xml:space="preserve">  ellipse(207, 129, 12, 12);</w:t>
+      </w:r>
+    </w:p>
+    <w:p>
+      <w:pPr>
+        <w:pStyle w:val="Code"/>
+      </w:pPr>
+      <w:r>
+        <w:t xml:space="preserve">  arc(197, 147, 27, 12, 0, PI);</w:t>
+      </w:r>
+    </w:p>
+    <w:p>
+      <w:pPr>
+        <w:pStyle w:val="Code"/>
+      </w:pPr>
+    </w:p>
+    <w:p>
+      <w:pPr>
+        <w:pStyle w:val="Code"/>
+      </w:pPr>
+      <w:r>
+        <w:t xml:space="preserve">  fill(0, 0, 0, 73);</w:t>
+      </w:r>
+    </w:p>
+    <w:p>
+      <w:pPr>
+        <w:pStyle w:val="Code"/>
+      </w:pPr>
+      <w:r>
+        <w:t xml:space="preserve">  noStroke();</w:t>
+      </w:r>
+    </w:p>
+    <w:p>
+      <w:pPr>
+        <w:pStyle w:val="Code"/>
+      </w:pPr>
+    </w:p>
+    <w:p>
+      <w:pPr>
+        <w:pStyle w:val="Code"/>
+      </w:pPr>
+      <w:r>
+        <w:t xml:space="preserve">  ellipse(187, 127, 5, 5);</w:t>
+      </w:r>
+    </w:p>
+    <w:p>
+      <w:pPr>
+        <w:pStyle w:val="Code"/>
+      </w:pPr>
+      <w:r>
+        <w:t xml:space="preserve">  ellipse(207, 129, 5, 5);</w:t>
       </w:r>
     </w:p>
     <w:p>
@@ -1161,31 +953,15 @@
         <w:pStyle w:val="Code"/>
       </w:pPr>
       <w:r>
-        <w:t xml:space="preserve">void </w:t>
-      </w:r>
-      <w:proofErr w:type="gramStart"/>
-      <w:r>
-        <w:t>setup(</w:t>
-      </w:r>
-      <w:proofErr w:type="gramEnd"/>
-      <w:r>
-        <w:t>) {</w:t>
-      </w:r>
-    </w:p>
-    <w:p>
-      <w:pPr>
-        <w:pStyle w:val="Code"/>
-      </w:pPr>
-      <w:r>
-        <w:t xml:space="preserve">  </w:t>
-      </w:r>
-      <w:proofErr w:type="gramStart"/>
-      <w:r>
-        <w:t>size(</w:t>
-      </w:r>
-      <w:proofErr w:type="gramEnd"/>
-      <w:r>
-        <w:t>412, 412);</w:t>
+        <w:t>void setup() {</w:t>
+      </w:r>
+    </w:p>
+    <w:p>
+      <w:pPr>
+        <w:pStyle w:val="Code"/>
+      </w:pPr>
+      <w:r>
+        <w:t xml:space="preserve">  size(412, 412);</w:t>
       </w:r>
     </w:p>
     <w:p>
@@ -1206,31 +982,15 @@
         <w:pStyle w:val="Code"/>
       </w:pPr>
       <w:r>
-        <w:t xml:space="preserve">void </w:t>
-      </w:r>
-      <w:proofErr w:type="gramStart"/>
-      <w:r>
-        <w:t>draw(</w:t>
-      </w:r>
-      <w:proofErr w:type="gramEnd"/>
-      <w:r>
-        <w:t>) {</w:t>
-      </w:r>
-    </w:p>
-    <w:p>
-      <w:pPr>
-        <w:pStyle w:val="Code"/>
-      </w:pPr>
-      <w:r>
-        <w:t xml:space="preserve">  </w:t>
-      </w:r>
-      <w:proofErr w:type="gramStart"/>
-      <w:r>
-        <w:t>background(</w:t>
-      </w:r>
-      <w:proofErr w:type="gramEnd"/>
-      <w:r>
-        <w:t>255);</w:t>
+        <w:t>void draw() {</w:t>
+      </w:r>
+    </w:p>
+    <w:p>
+      <w:pPr>
+        <w:pStyle w:val="Code"/>
+      </w:pPr>
+      <w:r>
+        <w:t xml:space="preserve">  background(255);</w:t>
       </w:r>
     </w:p>
     <w:p>
@@ -1251,15 +1011,7 @@
         <w:pStyle w:val="Code"/>
       </w:pPr>
       <w:r>
-        <w:t xml:space="preserve">  </w:t>
-      </w:r>
-      <w:proofErr w:type="gramStart"/>
-      <w:r>
-        <w:t>fill(</w:t>
-      </w:r>
-      <w:proofErr w:type="gramEnd"/>
-      <w:r>
-        <w:t>255, 89, 94, opacity);</w:t>
+        <w:t xml:space="preserve">  fill(255, 89, 94, opacity);</w:t>
       </w:r>
     </w:p>
     <w:p>
@@ -1283,31 +1035,15 @@
         <w:pStyle w:val="Code"/>
       </w:pPr>
       <w:r>
-        <w:t xml:space="preserve">  </w:t>
-      </w:r>
-      <w:proofErr w:type="gramStart"/>
-      <w:r>
-        <w:t>stroke(</w:t>
-      </w:r>
-      <w:proofErr w:type="gramEnd"/>
-      <w:r>
-        <w:t>255, 89, 94, 37);</w:t>
-      </w:r>
-    </w:p>
-    <w:p>
-      <w:pPr>
-        <w:pStyle w:val="Code"/>
-      </w:pPr>
-      <w:r>
-        <w:t xml:space="preserve">  </w:t>
-      </w:r>
-      <w:proofErr w:type="gramStart"/>
-      <w:r>
-        <w:t>ellipse(</w:t>
-      </w:r>
-      <w:proofErr w:type="gramEnd"/>
-      <w:r>
-        <w:t>100, 100, 70, 70);</w:t>
+        <w:t xml:space="preserve">  stroke(255, 89, 94, 37);</w:t>
+      </w:r>
+    </w:p>
+    <w:p>
+      <w:pPr>
+        <w:pStyle w:val="Code"/>
+      </w:pPr>
+      <w:r>
+        <w:t xml:space="preserve">  ellipse(100, 100, 70, 70);</w:t>
       </w:r>
     </w:p>
     <w:p>
@@ -1328,15 +1064,7 @@
         <w:pStyle w:val="Code"/>
       </w:pPr>
       <w:r>
-        <w:t xml:space="preserve">  </w:t>
-      </w:r>
-      <w:proofErr w:type="gramStart"/>
-      <w:r>
-        <w:t>fill(</w:t>
-      </w:r>
-      <w:proofErr w:type="gramEnd"/>
-      <w:r>
-        <w:t>138, 201, 38, opacity);</w:t>
+        <w:t xml:space="preserve">  fill(138, 201, 38, opacity);</w:t>
       </w:r>
     </w:p>
     <w:p>
@@ -1360,31 +1088,15 @@
         <w:pStyle w:val="Code"/>
       </w:pPr>
       <w:r>
-        <w:t xml:space="preserve">  </w:t>
-      </w:r>
-      <w:proofErr w:type="gramStart"/>
-      <w:r>
-        <w:t>stroke(</w:t>
-      </w:r>
-      <w:proofErr w:type="gramEnd"/>
-      <w:r>
-        <w:t>138, 201, 38, 37);</w:t>
-      </w:r>
-    </w:p>
-    <w:p>
-      <w:pPr>
-        <w:pStyle w:val="Code"/>
-      </w:pPr>
-      <w:r>
-        <w:t xml:space="preserve">  </w:t>
-      </w:r>
-      <w:proofErr w:type="gramStart"/>
-      <w:r>
-        <w:t>ellipse(</w:t>
-      </w:r>
-      <w:proofErr w:type="gramEnd"/>
-      <w:r>
-        <w:t>200, 200, 70, 70);</w:t>
+        <w:t xml:space="preserve">  stroke(138, 201, 38, 37);</w:t>
+      </w:r>
+    </w:p>
+    <w:p>
+      <w:pPr>
+        <w:pStyle w:val="Code"/>
+      </w:pPr>
+      <w:r>
+        <w:t xml:space="preserve">  ellipse(200, 200, 70, 70);</w:t>
       </w:r>
     </w:p>
     <w:p>
@@ -1405,15 +1117,7 @@
         <w:pStyle w:val="Code"/>
       </w:pPr>
       <w:r>
-        <w:t xml:space="preserve">  </w:t>
-      </w:r>
-      <w:proofErr w:type="gramStart"/>
-      <w:r>
-        <w:t>fill(</w:t>
-      </w:r>
-      <w:proofErr w:type="gramEnd"/>
-      <w:r>
-        <w:t>25, 130, 196, opacity);</w:t>
+        <w:t xml:space="preserve">  fill(25, 130, 196, opacity);</w:t>
       </w:r>
     </w:p>
     <w:p>
@@ -1437,31 +1141,15 @@
         <w:pStyle w:val="Code"/>
       </w:pPr>
       <w:r>
-        <w:t xml:space="preserve">  </w:t>
-      </w:r>
-      <w:proofErr w:type="gramStart"/>
-      <w:r>
-        <w:t>stroke(</w:t>
-      </w:r>
-      <w:proofErr w:type="gramEnd"/>
-      <w:r>
-        <w:t>25, 130, 196, 37);</w:t>
-      </w:r>
-    </w:p>
-    <w:p>
-      <w:pPr>
-        <w:pStyle w:val="Code"/>
-      </w:pPr>
-      <w:r>
-        <w:t xml:space="preserve">  </w:t>
-      </w:r>
-      <w:proofErr w:type="gramStart"/>
-      <w:r>
-        <w:t>ellipse(</w:t>
-      </w:r>
-      <w:proofErr w:type="gramEnd"/>
-      <w:r>
-        <w:t>300, 300, 70, 70);</w:t>
+        <w:t xml:space="preserve">  stroke(25, 130, 196, 37);</w:t>
+      </w:r>
+    </w:p>
+    <w:p>
+      <w:pPr>
+        <w:pStyle w:val="Code"/>
+      </w:pPr>
+      <w:r>
+        <w:t xml:space="preserve">  ellipse(300, 300, 70, 70);</w:t>
       </w:r>
     </w:p>
     <w:p>
@@ -1758,10 +1446,7 @@
         </w:numPr>
       </w:pPr>
       <w:r>
-        <w:t>Розмір вікна: 100 * 100</w:t>
-      </w:r>
-      <w:r>
-        <w:t>;</w:t>
+        <w:t>Розмір вікна: 100 * 100;</w:t>
       </w:r>
     </w:p>
     <w:p>
@@ -1773,10 +1458,7 @@
         </w:numPr>
       </w:pPr>
       <w:r>
-        <w:t>Фон: світло-сірий</w:t>
-      </w:r>
-      <w:r>
-        <w:t>;</w:t>
+        <w:t>Фон: світло-сірий;</w:t>
       </w:r>
     </w:p>
     <w:p>
@@ -1788,10 +1470,7 @@
         </w:numPr>
       </w:pPr>
       <w:r>
-        <w:t xml:space="preserve">Заливка: </w:t>
-      </w:r>
-      <w:r>
-        <w:t>біла;</w:t>
+        <w:t>Заливка: біла;</w:t>
       </w:r>
     </w:p>
     <w:p>
@@ -1803,10 +1482,7 @@
         </w:numPr>
       </w:pPr>
       <w:r>
-        <w:t xml:space="preserve">Контур: </w:t>
-      </w:r>
-      <w:r>
-        <w:t>чорний.</w:t>
+        <w:t>Контур: чорний.</w:t>
       </w:r>
     </w:p>
     <w:p>
@@ -1928,88 +1604,58 @@
       <w:pPr>
         <w:pStyle w:val="Code"/>
       </w:pPr>
-      <w:proofErr w:type="gramStart"/>
-      <w:r>
-        <w:t>fill(</w:t>
-      </w:r>
-      <w:proofErr w:type="gramEnd"/>
-      <w:r>
-        <w:t>255, 0, 0, 90);</w:t>
-      </w:r>
-    </w:p>
-    <w:p>
-      <w:pPr>
-        <w:pStyle w:val="Code"/>
-      </w:pPr>
-      <w:proofErr w:type="gramStart"/>
-      <w:r>
-        <w:t>ellipse(</w:t>
-      </w:r>
-      <w:proofErr w:type="gramEnd"/>
-      <w:r>
-        <w:t>100, 100, 150, 75);</w:t>
-      </w:r>
-    </w:p>
-    <w:p>
-      <w:pPr>
-        <w:pStyle w:val="Code"/>
-      </w:pPr>
-    </w:p>
-    <w:p>
-      <w:pPr>
-        <w:pStyle w:val="Code"/>
-      </w:pPr>
-      <w:proofErr w:type="gramStart"/>
-      <w:r>
-        <w:t>fill(</w:t>
-      </w:r>
-      <w:proofErr w:type="gramEnd"/>
-      <w:r>
-        <w:t>0, 0, 0, 100);</w:t>
-      </w:r>
-    </w:p>
-    <w:p>
-      <w:pPr>
-        <w:pStyle w:val="Code"/>
-      </w:pPr>
-      <w:proofErr w:type="gramStart"/>
-      <w:r>
-        <w:t>ellipse(</w:t>
-      </w:r>
-      <w:proofErr w:type="gramEnd"/>
-      <w:r>
-        <w:t>50, 50, 120, 60);</w:t>
-      </w:r>
-    </w:p>
-    <w:p>
-      <w:pPr>
-        <w:pStyle w:val="Code"/>
-      </w:pPr>
-    </w:p>
-    <w:p>
-      <w:pPr>
-        <w:pStyle w:val="Code"/>
-      </w:pPr>
-      <w:proofErr w:type="gramStart"/>
-      <w:r>
-        <w:t>fill(</w:t>
-      </w:r>
-      <w:proofErr w:type="gramEnd"/>
-      <w:r>
-        <w:t>0, 100, 0, 200);</w:t>
-      </w:r>
-    </w:p>
-    <w:p>
-      <w:pPr>
-        <w:pStyle w:val="Code"/>
-      </w:pPr>
-      <w:proofErr w:type="gramStart"/>
-      <w:r>
-        <w:t>ellipse(</w:t>
-      </w:r>
-      <w:proofErr w:type="gramEnd"/>
-      <w:r>
-        <w:t>50, 80, 60, 60);</w:t>
+      <w:r>
+        <w:t>fill(255, 0, 0, 90);</w:t>
+      </w:r>
+    </w:p>
+    <w:p>
+      <w:pPr>
+        <w:pStyle w:val="Code"/>
+      </w:pPr>
+      <w:r>
+        <w:t>ellipse(100, 100, 150, 75);</w:t>
+      </w:r>
+    </w:p>
+    <w:p>
+      <w:pPr>
+        <w:pStyle w:val="Code"/>
+      </w:pPr>
+    </w:p>
+    <w:p>
+      <w:pPr>
+        <w:pStyle w:val="Code"/>
+      </w:pPr>
+      <w:r>
+        <w:t>fill(0, 0, 0, 100);</w:t>
+      </w:r>
+    </w:p>
+    <w:p>
+      <w:pPr>
+        <w:pStyle w:val="Code"/>
+      </w:pPr>
+      <w:r>
+        <w:t>ellipse(50, 50, 120, 60);</w:t>
+      </w:r>
+    </w:p>
+    <w:p>
+      <w:pPr>
+        <w:pStyle w:val="Code"/>
+      </w:pPr>
+    </w:p>
+    <w:p>
+      <w:pPr>
+        <w:pStyle w:val="Code"/>
+      </w:pPr>
+      <w:r>
+        <w:t>fill(0, 100, 0, 200);</w:t>
+      </w:r>
+    </w:p>
+    <w:p>
+      <w:pPr>
+        <w:pStyle w:val="Code"/>
+      </w:pPr>
+      <w:r>
+        <w:t>ellipse(50, 80, 60, 60);</w:t>
       </w:r>
     </w:p>
     <w:p>
@@ -2076,22 +1722,14 @@
       <w:pPr>
         <w:pStyle w:val="P"/>
         <w:ind w:firstLine="0"/>
-        <w:rPr>
-          <w:lang w:val="en-US"/>
-        </w:rPr>
-      </w:pPr>
-    </w:p>
-    <w:p>
-      <w:pPr>
-        <w:pStyle w:val="Code"/>
-      </w:pPr>
-      <w:proofErr w:type="gramStart"/>
-      <w:r>
-        <w:t>line(</w:t>
-      </w:r>
-      <w:proofErr w:type="gramEnd"/>
-      <w:r>
-        <w:t>0, 50, 50, 50);</w:t>
+      </w:pPr>
+    </w:p>
+    <w:p>
+      <w:pPr>
+        <w:pStyle w:val="Code"/>
+      </w:pPr>
+      <w:r>
+        <w:t>line(0, 50, 50, 50);</w:t>
       </w:r>
     </w:p>
     <w:p>
@@ -2105,279 +1743,361 @@
     </w:p>
     <w:p>
       <w:pPr>
-        <w:pStyle w:val="P"/>
-      </w:pPr>
-      <w:r>
-        <w:t xml:space="preserve">Роздільна здатність монітора: </w:t>
-      </w:r>
-      <w:r>
+        <w:pStyle w:val="IMG"/>
+        <w:ind w:left="-1418"/>
+        <w:rPr>
+          <w:lang w:val="en-US"/>
+        </w:rPr>
+      </w:pPr>
+      <w:r>
+        <w:rPr>
+          <w:lang w:val="en-US"/>
+        </w:rPr>
+        <w:drawing>
+          <wp:inline distT="0" distB="0" distL="0" distR="0" wp14:anchorId="1970E95F" wp14:editId="57CD69F7">
+            <wp:extent cx="9844153" cy="5537200"/>
+            <wp:effectExtent l="0" t="0" r="5080" b="6350"/>
+            <wp:docPr id="1677194387" name="Рисунок 1" descr="Зображення, що містить текст, знімок екрана, число, програмне забезпечення&#10;&#10;Вміст, створений ШІ, може бути неправильним."/>
+            <wp:cNvGraphicFramePr>
+              <a:graphicFrameLocks xmlns:a="http://schemas.openxmlformats.org/drawingml/2006/main" noChangeAspect="1"/>
+            </wp:cNvGraphicFramePr>
+            <a:graphic xmlns:a="http://schemas.openxmlformats.org/drawingml/2006/main">
+              <a:graphicData uri="http://schemas.openxmlformats.org/drawingml/2006/picture">
+                <pic:pic xmlns:pic="http://schemas.openxmlformats.org/drawingml/2006/picture">
+                  <pic:nvPicPr>
+                    <pic:cNvPr id="1677194387" name="Рисунок 1" descr="Зображення, що містить текст, знімок екрана, число, програмне забезпечення&#10;&#10;Вміст, створений ШІ, може бути неправильним."/>
+                    <pic:cNvPicPr/>
+                  </pic:nvPicPr>
+                  <pic:blipFill>
+                    <a:blip r:embed="rId10"/>
+                    <a:stretch>
+                      <a:fillRect/>
+                    </a:stretch>
+                  </pic:blipFill>
+                  <pic:spPr>
+                    <a:xfrm>
+                      <a:off x="0" y="0"/>
+                      <a:ext cx="9893060" cy="5564709"/>
+                    </a:xfrm>
+                    <a:prstGeom prst="rect">
+                      <a:avLst/>
+                    </a:prstGeom>
+                  </pic:spPr>
+                </pic:pic>
+              </a:graphicData>
+            </a:graphic>
+          </wp:inline>
+        </w:drawing>
+      </w:r>
+    </w:p>
+    <w:p>
+      <w:pPr>
+        <w:pStyle w:val="IMG"/>
+      </w:pPr>
+      <w:r>
+        <w:t>Рисунок 0.1 – Роздільна здатність монітора в налаштуваннях</w:t>
+      </w:r>
+    </w:p>
+    <w:p>
+      <w:pPr>
+        <w:pStyle w:val="P"/>
+        <w:rPr>
+          <w:lang w:val="en-US"/>
+        </w:rPr>
+      </w:pPr>
+    </w:p>
+    <w:p>
+      <w:pPr>
+        <w:pStyle w:val="P"/>
+        <w:rPr>
+          <w:lang w:val="en-US"/>
+        </w:rPr>
+      </w:pPr>
+      <w:r>
+        <w:t xml:space="preserve">Розмір монітора в пікселях: </w:t>
+      </w:r>
+      <w:r>
+        <w:rPr>
+          <w:lang w:val="en-US"/>
+        </w:rPr>
         <w:t>3840 * 2160</w:t>
       </w:r>
-      <w:r>
+    </w:p>
+    <w:p>
+      <w:pPr>
+        <w:pStyle w:val="P"/>
+      </w:pPr>
+      <w:r>
+        <w:t>Розмір монітора: 28</w:t>
+      </w:r>
+      <w:r>
+        <w:t>″</w:t>
+      </w:r>
+    </w:p>
+    <w:p>
+      <w:pPr>
+        <w:pStyle w:val="P"/>
+      </w:pPr>
+      <w:r>
+        <w:t>Розрахунки:</w:t>
+      </w:r>
+    </w:p>
+    <w:p>
+      <w:pPr>
+        <w:pStyle w:val="P"/>
+      </w:pPr>
+    </w:p>
+    <w:p>
+      <w:pPr>
+        <w:pStyle w:val="P"/>
+        <w:rPr>
+          <w:lang w:val="en-US"/>
+        </w:rPr>
+      </w:pPr>
+      <w:r>
+        <w:t>3840</w:t>
+      </w:r>
+      <w:r>
+        <w:rPr>
+          <w:lang w:val="en-US"/>
+        </w:rPr>
+        <w:t>^2 + 2160^2</w:t>
+      </w:r>
+    </w:p>
+    <w:p>
+      <w:pPr>
+        <w:pStyle w:val="P"/>
+        <w:ind w:firstLine="0"/>
+      </w:pPr>
+    </w:p>
+    <w:p>
+      <w:pPr>
+        <w:pStyle w:val="P"/>
+        <w:rPr>
+          <w:lang w:val="en-US"/>
+        </w:rPr>
+      </w:pPr>
+      <w:r>
+        <w:rPr>
+          <w:lang w:val="en-US"/>
+        </w:rPr>
+        <w:t>3840^2 = 14745600</w:t>
+      </w:r>
+    </w:p>
+    <w:p>
+      <w:pPr>
+        <w:pStyle w:val="P"/>
+        <w:rPr>
+          <w:lang w:val="en-US"/>
+        </w:rPr>
+      </w:pPr>
+      <w:r>
+        <w:rPr>
+          <w:lang w:val="en-US"/>
+        </w:rPr>
+        <w:t xml:space="preserve">2160^2 = </w:t>
+      </w:r>
+      <w:r>
+        <w:rPr>
+          <w:lang w:val="en-US"/>
+        </w:rPr>
+        <w:t>4665600</w:t>
+      </w:r>
+    </w:p>
+    <w:p>
+      <w:pPr>
+        <w:pStyle w:val="P"/>
+        <w:rPr>
+          <w:lang w:val="en-US"/>
+        </w:rPr>
+      </w:pPr>
+      <w:r>
+        <w:t>4665600</w:t>
+      </w:r>
+      <w:r>
+        <w:rPr>
+          <w:lang w:val="en-US"/>
+        </w:rPr>
+        <w:t xml:space="preserve"> + </w:t>
+      </w:r>
+      <w:r>
+        <w:rPr>
+          <w:lang w:val="en-US"/>
+        </w:rPr>
+        <w:t>14745600</w:t>
+      </w:r>
+      <w:r>
+        <w:rPr>
+          <w:lang w:val="en-US"/>
+        </w:rPr>
+        <w:t xml:space="preserve"> = </w:t>
+      </w:r>
+      <w:r>
+        <w:rPr>
+          <w:lang w:val="en-US"/>
+        </w:rPr>
+        <w:t>19411200</w:t>
+      </w:r>
+    </w:p>
+    <w:p>
+      <w:pPr>
+        <w:pStyle w:val="P"/>
+        <w:rPr>
+          <w:lang w:val="en-US"/>
+        </w:rPr>
+      </w:pPr>
+      <m:oMath>
+        <m:rad>
+          <m:radPr>
+            <m:degHide m:val="1"/>
+            <m:ctrlPr>
+              <w:rPr>
+                <w:rFonts w:ascii="Cambria Math" w:hAnsi="Cambria Math"/>
+                <w:lang w:val="en-US"/>
+              </w:rPr>
+            </m:ctrlPr>
+          </m:radPr>
+          <m:deg>
+            <m:ctrlPr>
+              <w:rPr>
+                <w:rFonts w:ascii="Cambria Math" w:hAnsi="Cambria Math"/>
+                <w:i/>
+                <w:lang w:val="en-US"/>
+              </w:rPr>
+            </m:ctrlPr>
+          </m:deg>
+          <m:e>
+            <m:r>
+              <w:rPr>
+                <w:rFonts w:ascii="Cambria Math" w:hAnsi="Cambria Math"/>
+                <w:lang w:val="en-US"/>
+              </w:rPr>
+              <m:t>19411200</m:t>
+            </m:r>
+          </m:e>
+        </m:rad>
+      </m:oMath>
+      <w:r>
+        <w:rPr>
+          <w:lang w:val="en-US"/>
+        </w:rPr>
+        <w:t xml:space="preserve"> ~= 4405</w:t>
+      </w:r>
+    </w:p>
+    <w:p>
+      <w:pPr>
+        <w:pStyle w:val="P"/>
+        <w:rPr>
+          <w:lang w:val="en-US"/>
+        </w:rPr>
+      </w:pPr>
+      <w:r>
+        <w:rPr>
+          <w:lang w:val="en-US"/>
+        </w:rPr>
+        <w:t>4405 / 28 ~= 157.3</w:t>
+      </w:r>
+    </w:p>
+    <w:p>
+      <w:pPr>
+        <w:pStyle w:val="P"/>
+        <w:rPr>
+          <w:lang w:val="en-US"/>
+        </w:rPr>
+      </w:pPr>
+      <w:r>
+        <w:rPr>
+          <w:lang w:val="en-US"/>
+        </w:rPr>
+        <w:t xml:space="preserve">157.3 </w:t>
+      </w:r>
+      <m:oMath>
+        <m:r>
+          <w:rPr>
+            <w:rFonts w:ascii="Cambria Math" w:hAnsi="Cambria Math"/>
+            <w:lang w:val="en-US"/>
+          </w:rPr>
+          <m:t>*</m:t>
+        </m:r>
+      </m:oMath>
+      <w:r>
+        <w:rPr>
+          <w:lang w:val="en-US"/>
+        </w:rPr>
+        <w:t xml:space="preserve"> 2.54 ~= </w:t>
+      </w:r>
+      <w:r>
+        <w:rPr>
+          <w:lang w:val="en-US"/>
+        </w:rPr>
+        <w:t>399</w:t>
+      </w:r>
+      <w:r>
+        <w:rPr>
+          <w:lang w:val="en-US"/>
+        </w:rPr>
         <w:t>.</w:t>
       </w:r>
-    </w:p>
-    <w:p>
-      <w:pPr>
-        <w:pStyle w:val="P"/>
-      </w:pPr>
-      <w:r>
-        <w:t xml:space="preserve">Розмір монітора в дюймах: </w:t>
-      </w:r>
-      <w:r>
-        <w:t>28</w:t>
-      </w:r>
-      <w:r>
+      <w:r>
+        <w:rPr>
+          <w:lang w:val="en-US"/>
+        </w:rPr>
+        <w:t>5</w:t>
+      </w:r>
+    </w:p>
+    <w:p>
+      <w:pPr>
+        <w:pStyle w:val="P"/>
+        <w:rPr>
+          <w:lang w:val="en-US"/>
+        </w:rPr>
+      </w:pPr>
+      <w:r>
+        <w:rPr>
+          <w:lang w:val="en-US"/>
+        </w:rPr>
+        <w:t>399</w:t>
+      </w:r>
+      <w:r>
+        <w:rPr>
+          <w:lang w:val="en-US"/>
+        </w:rPr>
         <w:t>.</w:t>
       </w:r>
-    </w:p>
-    <w:p>
-      <w:pPr>
-        <w:pStyle w:val="P"/>
-      </w:pPr>
-      <w:r>
-        <w:t xml:space="preserve">Значення </w:t>
-      </w:r>
-      <w:r>
-        <w:rPr>
-          <w:rStyle w:val="CodeChar"/>
-        </w:rPr>
-        <w:t>ppi</w:t>
-      </w:r>
-      <w:r>
-        <w:rPr>
-          <w:lang w:val="en-US"/>
-        </w:rPr>
-        <w:t xml:space="preserve"> </w:t>
-      </w:r>
-      <w:r>
-        <w:t xml:space="preserve">дорівнює: </w:t>
-      </w:r>
-    </w:p>
-    <w:p>
-      <w:pPr>
-        <w:pStyle w:val="P"/>
-      </w:pPr>
-    </w:p>
-    <w:p>
-      <w:pPr>
-        <w:pStyle w:val="Code"/>
-      </w:pPr>
-      <w:r>
-        <w:t>resolution: str = "3840|2160"</w:t>
-      </w:r>
-    </w:p>
-    <w:p>
-      <w:pPr>
-        <w:pStyle w:val="Code"/>
-      </w:pPr>
-      <w:proofErr w:type="gramStart"/>
-      <w:r>
-        <w:t>width,height</w:t>
-      </w:r>
-      <w:proofErr w:type="gramEnd"/>
-      <w:r>
-        <w:t xml:space="preserve"> = resolution.split("|")</w:t>
-      </w:r>
-    </w:p>
-    <w:p>
-      <w:pPr>
-        <w:pStyle w:val="Code"/>
-      </w:pPr>
-      <w:proofErr w:type="gramStart"/>
-      <w:r>
-        <w:t>width,height</w:t>
-      </w:r>
-      <w:proofErr w:type="gramEnd"/>
-      <w:r>
-        <w:t xml:space="preserve"> = int(width), int(height)</w:t>
-      </w:r>
-    </w:p>
-    <w:p>
-      <w:pPr>
-        <w:pStyle w:val="Code"/>
-      </w:pPr>
-      <w:r>
-        <w:t>size: int = 28</w:t>
-      </w:r>
-    </w:p>
-    <w:p>
-      <w:pPr>
-        <w:pStyle w:val="Code"/>
-      </w:pPr>
-      <w:r>
-        <w:t>formula=(sqrt(width**2+height**2))/(size)</w:t>
-      </w:r>
-    </w:p>
-    <w:p>
-      <w:pPr>
-        <w:pStyle w:val="Code"/>
-      </w:pPr>
-      <w:r>
-        <w:t>print(formula)</w:t>
-      </w:r>
-    </w:p>
-    <w:p>
-      <w:pPr>
-        <w:pStyle w:val="Code"/>
-      </w:pPr>
-      <w:r>
-        <w:t xml:space="preserve">&gt; </w:t>
-      </w:r>
-      <w:r>
-        <w:t>157.3505121487356</w:t>
-      </w:r>
-    </w:p>
-    <w:p>
-      <w:pPr>
-        <w:pStyle w:val="P"/>
-        <w:rPr>
-          <w:lang w:val="en-US"/>
-        </w:rPr>
-      </w:pPr>
-    </w:p>
-    <w:p>
-      <w:pPr>
-        <w:pStyle w:val="P"/>
-      </w:pPr>
-      <w:r>
-        <w:t xml:space="preserve">Джерело для перевірки: </w:t>
-      </w:r>
-      <w:hyperlink r:id="rId10" w:anchor=":~:text=For%20reference%2C%20the%20pixel%20density%20of%20a%2028%E2%80%9D%20UHD%20screen%20is%20157.35%20Pixels%20Per%20Inch%20(PPI)." w:history="1">
-        <w:r>
-          <w:rPr>
-            <w:rStyle w:val="a4"/>
-          </w:rPr>
-          <w:t>The '4K' UHD (3840 x 2160) Experience - PC Monitors</w:t>
-        </w:r>
-      </w:hyperlink>
-      <w:r>
-        <w:t>.</w:t>
-      </w:r>
-    </w:p>
-    <w:p>
-      <w:pPr>
-        <w:pStyle w:val="P"/>
-        <w:rPr>
-          <w:lang w:val="en-US"/>
-        </w:rPr>
-      </w:pPr>
-    </w:p>
-    <w:p>
-      <w:pPr>
-        <w:pStyle w:val="P"/>
-        <w:rPr>
-          <w:lang w:val="en-US"/>
-        </w:rPr>
-      </w:pPr>
-      <w:r>
-        <w:t xml:space="preserve">Кількість пікселів на сантиметр: </w:t>
-      </w:r>
-    </w:p>
-    <w:p>
-      <w:pPr>
-        <w:pStyle w:val="P"/>
-        <w:rPr>
-          <w:lang w:val="en-US"/>
-        </w:rPr>
-      </w:pPr>
-    </w:p>
-    <w:p>
-      <w:pPr>
-        <w:pStyle w:val="Code"/>
-      </w:pPr>
-      <w:r>
-        <w:t>pixels_per_cm=formula*2.54</w:t>
-      </w:r>
-    </w:p>
-    <w:p>
-      <w:pPr>
-        <w:pStyle w:val="Code"/>
-      </w:pPr>
-      <w:r>
-        <w:t>print(pixels_per_cm)</w:t>
-      </w:r>
-    </w:p>
-    <w:p>
-      <w:pPr>
-        <w:pStyle w:val="Code"/>
-      </w:pPr>
-      <w:r>
-        <w:t xml:space="preserve">&gt; </w:t>
-      </w:r>
-      <w:r>
-        <w:t>399.6703008577884</w:t>
-      </w:r>
-    </w:p>
-    <w:p>
-      <w:pPr>
-        <w:pStyle w:val="P"/>
-        <w:rPr>
-          <w:lang w:val="en-US"/>
-        </w:rPr>
-      </w:pPr>
-    </w:p>
-    <w:p>
-      <w:pPr>
-        <w:pStyle w:val="P"/>
-      </w:pPr>
-      <w:r>
-        <w:t xml:space="preserve">Довжина лінії у </w:t>
-      </w:r>
-      <w:r>
-        <w:t>сантиметрах</w:t>
-      </w:r>
-      <w:r>
-        <w:t>:</w:t>
-      </w:r>
-    </w:p>
-    <w:p>
-      <w:pPr>
-        <w:pStyle w:val="P"/>
-      </w:pPr>
-    </w:p>
-    <w:p>
-      <w:pPr>
-        <w:pStyle w:val="Code"/>
-      </w:pPr>
-      <w:r>
-        <w:t>line_length_px=50</w:t>
-      </w:r>
-    </w:p>
-    <w:p>
-      <w:pPr>
-        <w:pStyle w:val="Code"/>
-      </w:pPr>
-      <w:r>
-        <w:t>line_length_mm=pixels_per_cm/line_length_px</w:t>
-      </w:r>
-    </w:p>
-    <w:p>
-      <w:pPr>
-        <w:pStyle w:val="Code"/>
-      </w:pPr>
-      <w:r>
-        <w:t>line_length_cm=line_length_mm/10</w:t>
-      </w:r>
-    </w:p>
-    <w:p>
-      <w:pPr>
-        <w:pStyle w:val="Code"/>
-      </w:pPr>
-      <w:r>
-        <w:t xml:space="preserve">&gt; </w:t>
-      </w:r>
-      <w:r>
-        <w:t>0.7993406017155767</w:t>
-      </w:r>
-    </w:p>
-    <w:p>
-      <w:pPr>
-        <w:pStyle w:val="P"/>
-        <w:rPr>
-          <w:lang w:val="en-US"/>
-        </w:rPr>
-      </w:pPr>
+      <w:r>
+        <w:rPr>
+          <w:lang w:val="en-US"/>
+        </w:rPr>
+        <w:t>5 / 50 / 10 ~= 0.8</w:t>
+      </w:r>
+    </w:p>
+    <w:p>
+      <w:pPr>
+        <w:pStyle w:val="P"/>
+        <w:rPr>
+          <w:lang w:val="en-US"/>
+        </w:rPr>
+      </w:pPr>
+    </w:p>
+    <w:p>
+      <w:pPr>
+        <w:pStyle w:val="P"/>
+      </w:pPr>
+      <w:r>
+        <w:t>Відповідь: довжина лінії у 50 пікселів шириною приблизно дорівнює восьми міліметрам або нуль</w:t>
+      </w:r>
+      <w:r>
+        <w:t xml:space="preserve"> цілим</w:t>
+      </w:r>
+      <w:r>
+        <w:t xml:space="preserve"> восьми </w:t>
+      </w:r>
+      <w:r>
+        <w:t xml:space="preserve">десятим </w:t>
+      </w:r>
+      <w:r>
+        <w:t>сантиметра.</w:t>
+      </w:r>
     </w:p>
     <w:sectPr>
       <w:pgSz w:w="11906" w:h="16838"/>
@@ -3928,6 +3648,16 @@
       <w:u w:val="single"/>
     </w:rPr>
   </w:style>
+  <w:style w:type="character" w:styleId="a9">
+    <w:name w:val="Placeholder Text"/>
+    <w:basedOn w:val="a0"/>
+    <w:uiPriority w:val="99"/>
+    <w:semiHidden/>
+    <w:rsid w:val="00F44D80"/>
+    <w:rPr>
+      <w:color w:val="666666"/>
+    </w:rPr>
+  </w:style>
 </w:styles>
 </file>
 
